--- a/characters/sample-character/character.docx
+++ b/characters/sample-character/character.docx
@@ -1495,10 +1495,106 @@
     </w:p>
     <w:p>
       <w:r>
+        <w:t xml:space="preserve">Starting gear</w:t>
+      </w:r>
+    </w:p>
+    <w:p>
+      <w:r>
         <w:t xml:space="preserve">Longsword, shield, chain mail, explorer pack, folded company banner, and campaign-specific keepsakes.</w:t>
       </w:r>
     </w:p>
     <w:p>
+      <w:r>
+        <w:t xml:space="preserve">Wanted items</w:t>
+      </w:r>
+    </w:p>
+    <w:p>
+      <w:r>
+        <w:t xml:space="preserve">Item: Cloak of Protection</w:t>
+      </w:r>
+    </w:p>
+    <w:p>
+      <w:r>
+        <w:t xml:space="preserve">Wondrous item, uncommon. A practical defensive upgrade for dangerous travel.</w:t>
+      </w:r>
+    </w:p>
+    <w:p>
+      <w:r>
+        <w:t xml:space="preserve">Utility items</w:t>
+      </w:r>
+    </w:p>
+    <w:tbl>
+      <w:tblPr>
+        <w:tblW w:w="0" w:type="auto"/>
+        <w:tblBorders>
+          <w:top w:val="single" w:sz="4"/>
+          <w:left w:val="single" w:sz="4"/>
+          <w:bottom w:val="single" w:sz="4"/>
+          <w:right w:val="single" w:sz="4"/>
+          <w:insideH w:val="single" w:sz="4"/>
+          <w:insideV w:val="single" w:sz="4"/>
+        </w:tblBorders>
+      </w:tblPr>
+      <w:tr>
+        <w:tc>
+          <w:p>
+            <w:r>
+              <w:t xml:space="preserve">Item</w:t>
+            </w:r>
+          </w:p>
+        </w:tc>
+        <w:tc>
+          <w:p>
+            <w:r>
+              <w:t xml:space="preserve">Use</w:t>
+            </w:r>
+          </w:p>
+        </w:tc>
+      </w:tr>
+      <w:tr>
+        <w:tc>
+          <w:p>
+            <w:r>
+              <w:t xml:space="preserve">Rope</w:t>
+            </w:r>
+          </w:p>
+        </w:tc>
+        <w:tc>
+          <w:p>
+            <w:r>
+              <w:t xml:space="preserve">Climbing and rescue work</w:t>
+            </w:r>
+          </w:p>
+        </w:tc>
+      </w:tr>
+      <w:tr>
+        <w:tc>
+          <w:p>
+            <w:r>
+              <w:t xml:space="preserve">Lantern</w:t>
+            </w:r>
+          </w:p>
+        </w:tc>
+        <w:tc>
+          <w:p>
+            <w:r>
+              <w:t xml:space="preserve">Travel and watch duty</w:t>
+            </w:r>
+          </w:p>
+        </w:tc>
+      </w:tr>
+    </w:tbl>
+    <w:p>
+      <w:r>
+        <w:t xml:space="preserve">Flavors items</w:t>
+      </w:r>
+    </w:p>
+    <w:p>
+      <w:r>
+        <w:t xml:space="preserve">A folded company banner and a polished old medal.</w:t>
+      </w:r>
+    </w:p>
+    <w:p>
       <w:pPr>
         <w:pStyle w:val="Heading1"/>
       </w:pPr>
@@ -1508,7 +1604,17 @@
     </w:p>
     <w:p>
       <w:r>
+        <w:t xml:space="preserve">The Lost Banner</w:t>
+      </w:r>
+    </w:p>
+    <w:p>
+      <w:r>
         <w:t xml:space="preserve">Aria searches for the banner lost by her old company. Her story section can include appearance, personality, ideals, bonds, flaws, allies, enemies, secrets, and campaign hooks.</w:t>
+      </w:r>
+    </w:p>
+    <w:p>
+      <w:r>
+        <w:t xml:space="preserve">The Quartermaster.</w:t>
       </w:r>
     </w:p>
     <w:p>

--- a/characters/sample-character/character.docx
+++ b/characters/sample-character/character.docx
@@ -1617,6 +1617,78 @@
         <w:t xml:space="preserve">The Quartermaster.</w:t>
       </w:r>
     </w:p>
+    <w:p>
+      <w:pPr>
+        <w:pStyle w:val="Heading1"/>
+      </w:pPr>
+      <w:r>
+        <w:t xml:space="preserve">Sources</w:t>
+      </w:r>
+    </w:p>
+    <w:p>
+      <w:r>
+        <w:t xml:space="preserve">Rules reference - https://www.dndbeyond.com/sources/dnd/free-rules. Used for baseline rules language.</w:t>
+      </w:r>
+    </w:p>
+    <w:tbl>
+      <w:tblPr>
+        <w:tblW w:w="0" w:type="auto"/>
+        <w:tblBorders>
+          <w:top w:val="single" w:sz="4"/>
+          <w:left w:val="single" w:sz="4"/>
+          <w:bottom w:val="single" w:sz="4"/>
+          <w:right w:val="single" w:sz="4"/>
+          <w:insideH w:val="single" w:sz="4"/>
+          <w:insideV w:val="single" w:sz="4"/>
+        </w:tblBorders>
+      </w:tblPr>
+      <w:tr>
+        <w:tc>
+          <w:p>
+            <w:r>
+              <w:t xml:space="preserve">Source</w:t>
+            </w:r>
+          </w:p>
+        </w:tc>
+        <w:tc>
+          <w:p>
+            <w:r>
+              <w:t xml:space="preserve">Link</w:t>
+            </w:r>
+          </w:p>
+        </w:tc>
+        <w:tc>
+          <w:p>
+            <w:r>
+              <w:t xml:space="preserve">Notes</w:t>
+            </w:r>
+          </w:p>
+        </w:tc>
+      </w:tr>
+      <w:tr>
+        <w:tc>
+          <w:p>
+            <w:r>
+              <w:t xml:space="preserve">Homebrewery</w:t>
+            </w:r>
+          </w:p>
+        </w:tc>
+        <w:tc>
+          <w:p>
+            <w:r>
+              <w:t xml:space="preserve">https://homebrewery.naturalcrit.com/</w:t>
+            </w:r>
+          </w:p>
+        </w:tc>
+        <w:tc>
+          <w:p>
+            <w:r>
+              <w:t xml:space="preserve">Layout and print styling</w:t>
+            </w:r>
+          </w:p>
+        </w:tc>
+      </w:tr>
+    </w:tbl>
     <w:p>
       <w:pPr>
         <w:pStyle w:val="Heading1"/>
